--- a/deliverables/deliverables-20260120-0030/IC_Memo_4_Transmission.docx
+++ b/deliverables/deliverables-20260120-0030/IC_Memo_4_Transmission.docx
@@ -3,28 +3,49 @@
 <w:document xmlns:wpc="http://schemas.microsoft.com/office/word/2010/wordprocessingCanvas" xmlns:mo="http://schemas.microsoft.com/office/mac/office/2008/main" xmlns:mc="http://schemas.openxmlformats.org/markup-compatibility/2006" xmlns:mv="urn:schemas-microsoft-com:mac:vml" xmlns:o="urn:schemas-microsoft-com:office:office" xmlns:r="http://schemas.openxmlformats.org/officeDocument/2006/relationships" xmlns:m="http://schemas.openxmlformats.org/officeDocument/2006/math" xmlns:v="urn:schemas-microsoft-com:vml" xmlns:wp14="http://schemas.microsoft.com/office/word/2010/wordprocessingDrawing" xmlns:wp="http://schemas.openxmlformats.org/drawingml/2006/wordprocessingDrawing" xmlns:w10="urn:schemas-microsoft-com:office:word" xmlns:w="http://schemas.openxmlformats.org/wordprocessingml/2006/main" xmlns:w14="http://schemas.microsoft.com/office/word/2010/wordml" xmlns:wpg="http://schemas.microsoft.com/office/word/2010/wordprocessingGroup" xmlns:wpi="http://schemas.microsoft.com/office/word/2010/wordprocessingInk" xmlns:wne="http://schemas.microsoft.com/office/word/2006/wordml" xmlns:wps="http://schemas.microsoft.com/office/word/2010/wordprocessingShape" mc:Ignorable="w14 wp14">
   <w:body>
     <w:p>
-      <w:pPr>
-        <w:pStyle w:val="Title"/>
-        <w:jc w:val="center"/>
-      </w:pPr>
-      <w:r>
-        <w:t>PROJECT CORRIDOR</w:t>
-      </w:r>
-    </w:p>
-    <w:p>
-      <w:pPr>
-        <w:jc w:val="center"/>
-      </w:pPr>
       <w:r>
         <w:rPr>
-          <w:b/>
+          <w:sz w:val="20"/>
         </w:rPr>
-        <w:t>INVESTMENT COMMITTEE MEMORANDUM</w:t>
+        <w:t>═══════════════════════════════════════════════════════════════════</w:t>
       </w:r>
     </w:p>
     <w:p>
       <w:r>
-        <w:t>3,200 MW HVDC Transmission Line – SPP to MISO</w:t>
+        <w:rPr>
+          <w:b/>
+          <w:sz w:val="24"/>
+        </w:rPr>
+        <w:t>LOTUS INFRASTRUCTURE PARTNERS</w:t>
+      </w:r>
+    </w:p>
+    <w:p>
+      <w:r>
+        <w:t>INVESTMENT COMMITTEE MEMORANDUM</w:t>
+      </w:r>
+    </w:p>
+    <w:p/>
+    <w:p>
+      <w:r>
+        <w:t>Asset: [Transmission Line Name]</w:t>
+      </w:r>
+    </w:p>
+    <w:p>
+      <w:r>
+        <w:t>Date: ____________</w:t>
+      </w:r>
+    </w:p>
+    <w:p>
+      <w:r>
+        <w:t>Prepared By: ____________</w:t>
+      </w:r>
+    </w:p>
+    <w:p>
+      <w:r>
+        <w:rPr>
+          <w:sz w:val="20"/>
+        </w:rPr>
+        <w:t>═══════════════════════════════════════════════════════════════════</w:t>
       </w:r>
     </w:p>
     <w:p/>
@@ -32,632 +53,456 @@
       <w:r>
         <w:rPr>
           <w:b/>
+          <w:sz w:val="24"/>
         </w:rPr>
-        <w:t xml:space="preserve">RECOMMENDATION: </w:t>
-      </w:r>
-      <w:r>
-        <w:t>Proceed to development at $585mm total investment</w:t>
+        <w:t>EXECUTIVE SUMMARY</w:t>
       </w:r>
     </w:p>
     <w:p>
       <w:r>
-        <w:t>────────────────────────────────────────────────────────────</w:t>
+        <w:rPr>
+          <w:sz w:val="20"/>
+        </w:rPr>
+        <w:t>─────────────────────────────────────────────────────────────────</w:t>
       </w:r>
     </w:p>
-    <w:p>
-      <w:pPr>
-        <w:pStyle w:val="Heading2"/>
-      </w:pPr>
-      <w:r>
-        <w:t>KEY METRICS</w:t>
-      </w:r>
-    </w:p>
-    <w:tbl>
-      <w:tblPr>
-        <w:tblStyle w:val="TableGrid"/>
-        <w:tblW w:type="auto" w:w="0"/>
-        <w:tblLook w:firstColumn="1" w:firstRow="1" w:lastColumn="0" w:lastRow="0" w:noHBand="0" w:noVBand="1" w:val="04A0"/>
-      </w:tblPr>
-      <w:tblGrid>
-        <w:gridCol w:w="2160"/>
-        <w:gridCol w:w="2160"/>
-        <w:gridCol w:w="2160"/>
-        <w:gridCol w:w="2160"/>
-      </w:tblGrid>
-      <w:tr>
-        <w:tc>
-          <w:tcPr>
-            <w:tcW w:type="dxa" w:w="2160"/>
-            <w:shd w:fill="1F4E79"/>
-          </w:tcPr>
-          <w:p>
-            <w:r>
-              <w:rPr>
-                <w:b/>
-              </w:rPr>
-              <w:t>Metric</w:t>
-            </w:r>
-          </w:p>
-        </w:tc>
-        <w:tc>
-          <w:tcPr>
-            <w:tcW w:type="dxa" w:w="2160"/>
-            <w:shd w:fill="1F4E79"/>
-          </w:tcPr>
-          <w:p>
-            <w:r>
-              <w:rPr>
-                <w:b/>
-              </w:rPr>
-              <w:t>Base Case</w:t>
-            </w:r>
-          </w:p>
-        </w:tc>
-        <w:tc>
-          <w:tcPr>
-            <w:tcW w:type="dxa" w:w="2160"/>
-            <w:shd w:fill="1F4E79"/>
-          </w:tcPr>
-          <w:p>
-            <w:r>
-              <w:rPr>
-                <w:b/>
-              </w:rPr>
-              <w:t>Downside</w:t>
-            </w:r>
-          </w:p>
-        </w:tc>
-        <w:tc>
-          <w:tcPr>
-            <w:tcW w:type="dxa" w:w="2160"/>
-            <w:shd w:fill="1F4E79"/>
-          </w:tcPr>
-          <w:p>
-            <w:r>
-              <w:rPr>
-                <w:b/>
-              </w:rPr>
-              <w:t>Upside</w:t>
-            </w:r>
-          </w:p>
-        </w:tc>
-      </w:tr>
-      <w:tr>
-        <w:tc>
-          <w:tcPr>
-            <w:tcW w:type="dxa" w:w="2160"/>
-          </w:tcPr>
-          <w:p>
-            <w:r>
-              <w:t>RAB at COD</w:t>
-            </w:r>
-          </w:p>
-        </w:tc>
-        <w:tc>
-          <w:tcPr>
-            <w:tcW w:type="dxa" w:w="2160"/>
-          </w:tcPr>
-          <w:p>
-            <w:r>
-              <w:t>$608mm</w:t>
-            </w:r>
-          </w:p>
-        </w:tc>
-        <w:tc>
-          <w:tcPr>
-            <w:tcW w:type="dxa" w:w="2160"/>
-          </w:tcPr>
-          <w:p>
-            <w:r>
-              <w:t>-</w:t>
-            </w:r>
-          </w:p>
-        </w:tc>
-        <w:tc>
-          <w:tcPr>
-            <w:tcW w:type="dxa" w:w="2160"/>
-          </w:tcPr>
-          <w:p>
-            <w:r>
-              <w:t>-</w:t>
-            </w:r>
-          </w:p>
-        </w:tc>
-      </w:tr>
-      <w:tr>
-        <w:tc>
-          <w:tcPr>
-            <w:tcW w:type="dxa" w:w="2160"/>
-          </w:tcPr>
-          <w:p>
-            <w:r>
-              <w:t>Total Equity</w:t>
-            </w:r>
-          </w:p>
-        </w:tc>
-        <w:tc>
-          <w:tcPr>
-            <w:tcW w:type="dxa" w:w="2160"/>
-          </w:tcPr>
-          <w:p>
-            <w:r>
-              <w:t>$265mm</w:t>
-            </w:r>
-          </w:p>
-        </w:tc>
-        <w:tc>
-          <w:tcPr>
-            <w:tcW w:type="dxa" w:w="2160"/>
-          </w:tcPr>
-          <w:p>
-            <w:r>
-              <w:t>-</w:t>
-            </w:r>
-          </w:p>
-        </w:tc>
-        <w:tc>
-          <w:tcPr>
-            <w:tcW w:type="dxa" w:w="2160"/>
-          </w:tcPr>
-          <w:p>
-            <w:r>
-              <w:t>-</w:t>
-            </w:r>
-          </w:p>
-        </w:tc>
-      </w:tr>
-      <w:tr>
-        <w:tc>
-          <w:tcPr>
-            <w:tcW w:type="dxa" w:w="2160"/>
-          </w:tcPr>
-          <w:p>
-            <w:r>
-              <w:t>Term Debt % RAB</w:t>
-            </w:r>
-          </w:p>
-        </w:tc>
-        <w:tc>
-          <w:tcPr>
-            <w:tcW w:type="dxa" w:w="2160"/>
-          </w:tcPr>
-          <w:p>
-            <w:r>
-              <w:t>60%</w:t>
-            </w:r>
-          </w:p>
-        </w:tc>
-        <w:tc>
-          <w:tcPr>
-            <w:tcW w:type="dxa" w:w="2160"/>
-          </w:tcPr>
-          <w:p>
-            <w:r>
-              <w:t>-</w:t>
-            </w:r>
-          </w:p>
-        </w:tc>
-        <w:tc>
-          <w:tcPr>
-            <w:tcW w:type="dxa" w:w="2160"/>
-          </w:tcPr>
-          <w:p>
-            <w:r>
-              <w:t>-</w:t>
-            </w:r>
-          </w:p>
-        </w:tc>
-      </w:tr>
-      <w:tr>
-        <w:tc>
-          <w:tcPr>
-            <w:tcW w:type="dxa" w:w="2160"/>
-          </w:tcPr>
-          <w:p>
-            <w:r>
-              <w:t>Levered IRR</w:t>
-            </w:r>
-          </w:p>
-        </w:tc>
-        <w:tc>
-          <w:tcPr>
-            <w:tcW w:type="dxa" w:w="2160"/>
-          </w:tcPr>
-          <w:p>
-            <w:r>
-              <w:t>14.5%</w:t>
-            </w:r>
-          </w:p>
-        </w:tc>
-        <w:tc>
-          <w:tcPr>
-            <w:tcW w:type="dxa" w:w="2160"/>
-          </w:tcPr>
-          <w:p>
-            <w:r>
-              <w:t>12.2%</w:t>
-            </w:r>
-          </w:p>
-        </w:tc>
-        <w:tc>
-          <w:tcPr>
-            <w:tcW w:type="dxa" w:w="2160"/>
-          </w:tcPr>
-          <w:p>
-            <w:r>
-              <w:t>16.8%</w:t>
-            </w:r>
-          </w:p>
-        </w:tc>
-      </w:tr>
-      <w:tr>
-        <w:tc>
-          <w:tcPr>
-            <w:tcW w:type="dxa" w:w="2160"/>
-          </w:tcPr>
-          <w:p>
-            <w:r>
-              <w:t>MOIC</w:t>
-            </w:r>
-          </w:p>
-        </w:tc>
-        <w:tc>
-          <w:tcPr>
-            <w:tcW w:type="dxa" w:w="2160"/>
-          </w:tcPr>
-          <w:p>
-            <w:r>
-              <w:t>2.05x</w:t>
-            </w:r>
-          </w:p>
-        </w:tc>
-        <w:tc>
-          <w:tcPr>
-            <w:tcW w:type="dxa" w:w="2160"/>
-          </w:tcPr>
-          <w:p>
-            <w:r>
-              <w:t>1.85x</w:t>
-            </w:r>
-          </w:p>
-        </w:tc>
-        <w:tc>
-          <w:tcPr>
-            <w:tcW w:type="dxa" w:w="2160"/>
-          </w:tcPr>
-          <w:p>
-            <w:r>
-              <w:t>2.25x</w:t>
-            </w:r>
-          </w:p>
-        </w:tc>
-      </w:tr>
-      <w:tr>
-        <w:tc>
-          <w:tcPr>
-            <w:tcW w:type="dxa" w:w="2160"/>
-          </w:tcPr>
-          <w:p>
-            <w:r>
-              <w:t>Min DSCR (Y3-Y10)</w:t>
-            </w:r>
-          </w:p>
-        </w:tc>
-        <w:tc>
-          <w:tcPr>
-            <w:tcW w:type="dxa" w:w="2160"/>
-          </w:tcPr>
-          <w:p>
-            <w:r>
-              <w:t>1.40x</w:t>
-            </w:r>
-          </w:p>
-        </w:tc>
-        <w:tc>
-          <w:tcPr>
-            <w:tcW w:type="dxa" w:w="2160"/>
-          </w:tcPr>
-          <w:p>
-            <w:r>
-              <w:t>1.32x</w:t>
-            </w:r>
-          </w:p>
-        </w:tc>
-        <w:tc>
-          <w:tcPr>
-            <w:tcW w:type="dxa" w:w="2160"/>
-          </w:tcPr>
-          <w:p>
-            <w:r>
-              <w:t>1.48x</w:t>
-            </w:r>
-          </w:p>
-        </w:tc>
-      </w:tr>
-    </w:tbl>
     <w:p/>
     <w:p>
-      <w:pPr>
-        <w:pStyle w:val="Heading2"/>
-      </w:pPr>
       <w:r>
-        <w:t>INVESTMENT THESIS</w:t>
+        <w:t>Transaction:     Acquisition of ____MW transmission line from [A] to [B]</w:t>
       </w:r>
     </w:p>
     <w:p>
       <w:r>
-        <w:t>• FERC-approved tariff provides stable, regulated return on 40-year asset life</w:t>
+        <w:t>Entry EV:        $______mm</w:t>
       </w:r>
     </w:p>
     <w:p>
       <w:r>
-        <w:t>• Critical infrastructure connecting low-cost wind to high-demand load centers</w:t>
+        <w:t>Capital Structure: ____% Debt / ____% Equity</w:t>
       </w:r>
     </w:p>
     <w:p>
       <w:r>
-        <w:t>• Construction interest capitalization into RAB improves economics</w:t>
+        <w:t>Levered IRR:     ____%</w:t>
       </w:r>
     </w:p>
     <w:p>
       <w:r>
-        <w:t>• Exit at 1.15x RAB to infrastructure yield vehicles seeking stable returns</w:t>
+        <w:t>MOIC:            ____x</w:t>
+      </w:r>
+    </w:p>
+    <w:p>
+      <w:r>
+        <w:t>Recommendation:  [ ] INVEST  [ ] PASS  [ ] CONDITIONAL</w:t>
       </w:r>
     </w:p>
     <w:p/>
     <w:p>
-      <w:pPr>
-        <w:pStyle w:val="Heading2"/>
-      </w:pPr>
       <w:r>
-        <w:t>KEY RISKS &amp; MITIGANTS</w:t>
-      </w:r>
-    </w:p>
-    <w:tbl>
-      <w:tblPr>
-        <w:tblStyle w:val="TableGrid"/>
-        <w:tblW w:type="auto" w:w="0"/>
-        <w:tblLook w:firstColumn="1" w:firstRow="1" w:lastColumn="0" w:lastRow="0" w:noHBand="0" w:noVBand="1" w:val="04A0"/>
-      </w:tblPr>
-      <w:tblGrid>
-        <w:gridCol w:w="2880"/>
-        <w:gridCol w:w="2880"/>
-        <w:gridCol w:w="2880"/>
-      </w:tblGrid>
-      <w:tr>
-        <w:tc>
-          <w:tcPr>
-            <w:tcW w:type="dxa" w:w="2880"/>
-            <w:shd w:fill="1F4E79"/>
-          </w:tcPr>
-          <w:p>
-            <w:r>
-              <w:rPr>
-                <w:b/>
-              </w:rPr>
-              <w:t>Risk</w:t>
-            </w:r>
-          </w:p>
-        </w:tc>
-        <w:tc>
-          <w:tcPr>
-            <w:tcW w:type="dxa" w:w="2880"/>
-            <w:shd w:fill="1F4E79"/>
-          </w:tcPr>
-          <w:p>
-            <w:r>
-              <w:rPr>
-                <w:b/>
-              </w:rPr>
-              <w:t>Probability</w:t>
-            </w:r>
-          </w:p>
-        </w:tc>
-        <w:tc>
-          <w:tcPr>
-            <w:tcW w:type="dxa" w:w="2880"/>
-            <w:shd w:fill="1F4E79"/>
-          </w:tcPr>
-          <w:p>
-            <w:r>
-              <w:rPr>
-                <w:b/>
-              </w:rPr>
-              <w:t>Mitigant</w:t>
-            </w:r>
-          </w:p>
-        </w:tc>
-      </w:tr>
-      <w:tr>
-        <w:tc>
-          <w:tcPr>
-            <w:tcW w:type="dxa" w:w="2880"/>
-          </w:tcPr>
-          <w:p>
-            <w:r>
-              <w:t>Construction delay/overrun</w:t>
-            </w:r>
-          </w:p>
-        </w:tc>
-        <w:tc>
-          <w:tcPr>
-            <w:tcW w:type="dxa" w:w="2880"/>
-          </w:tcPr>
-          <w:p>
-            <w:r>
-              <w:t>Medium</w:t>
-            </w:r>
-          </w:p>
-        </w:tc>
-        <w:tc>
-          <w:tcPr>
-            <w:tcW w:type="dxa" w:w="2880"/>
-          </w:tcPr>
-          <w:p>
-            <w:r>
-              <w:t>Fixed-price EPC; liquidated damages; contingency budget</w:t>
-            </w:r>
-          </w:p>
-        </w:tc>
-      </w:tr>
-      <w:tr>
-        <w:tc>
-          <w:tcPr>
-            <w:tcW w:type="dxa" w:w="2880"/>
-          </w:tcPr>
-          <w:p>
-            <w:r>
-              <w:t>Regulatory ROE reduction</w:t>
-            </w:r>
-          </w:p>
-        </w:tc>
-        <w:tc>
-          <w:tcPr>
-            <w:tcW w:type="dxa" w:w="2880"/>
-          </w:tcPr>
-          <w:p>
-            <w:r>
-              <w:t>Low</w:t>
-            </w:r>
-          </w:p>
-        </w:tc>
-        <w:tc>
-          <w:tcPr>
-            <w:tcW w:type="dxa" w:w="2880"/>
-          </w:tcPr>
-          <w:p>
-            <w:r>
-              <w:t>FERC historically stable; bipartisan transmission support</w:t>
-            </w:r>
-          </w:p>
-        </w:tc>
-      </w:tr>
-      <w:tr>
-        <w:tc>
-          <w:tcPr>
-            <w:tcW w:type="dxa" w:w="2880"/>
-          </w:tcPr>
-          <w:p>
-            <w:r>
-              <w:t>Permitting challenges</w:t>
-            </w:r>
-          </w:p>
-        </w:tc>
-        <w:tc>
-          <w:tcPr>
-            <w:tcW w:type="dxa" w:w="2880"/>
-          </w:tcPr>
-          <w:p>
-            <w:r>
-              <w:t>Medium</w:t>
-            </w:r>
-          </w:p>
-        </w:tc>
-        <w:tc>
-          <w:tcPr>
-            <w:tcW w:type="dxa" w:w="2880"/>
-          </w:tcPr>
-          <w:p>
-            <w:r>
-              <w:t>Pre-approved route; tribal and environmental clearances secured</w:t>
-            </w:r>
-          </w:p>
-        </w:tc>
-      </w:tr>
-      <w:tr>
-        <w:tc>
-          <w:tcPr>
-            <w:tcW w:type="dxa" w:w="2880"/>
-          </w:tcPr>
-          <w:p>
-            <w:r>
-              <w:t>Counterparty default</w:t>
-            </w:r>
-          </w:p>
-        </w:tc>
-        <w:tc>
-          <w:tcPr>
-            <w:tcW w:type="dxa" w:w="2880"/>
-          </w:tcPr>
-          <w:p>
-            <w:r>
-              <w:t>Low</w:t>
-            </w:r>
-          </w:p>
-        </w:tc>
-        <w:tc>
-          <w:tcPr>
-            <w:tcW w:type="dxa" w:w="2880"/>
-          </w:tcPr>
-          <w:p>
-            <w:r>
-              <w:t>Utility offtakers are investment-grade; regulatory backstop</w:t>
-            </w:r>
-          </w:p>
-        </w:tc>
-      </w:tr>
-    </w:tbl>
-    <w:p/>
-    <w:p>
-      <w:pPr>
-        <w:pStyle w:val="Heading2"/>
-      </w:pPr>
-      <w:r>
-        <w:t>ANTICIPATED IC Q&amp;A</w:t>
+        <w:rPr>
+          <w:sz w:val="20"/>
+        </w:rPr>
+        <w:t>─────────────────────────────────────────────────────────────────</w:t>
       </w:r>
     </w:p>
     <w:p>
       <w:r>
         <w:rPr>
           <w:b/>
+          <w:sz w:val="24"/>
         </w:rPr>
-        <w:t>Q: Why does transmission trade at premium to RAB?</w:t>
-      </w:r>
-    </w:p>
-    <w:p>
-      <w:r>
-        <w:t>A: Scarcity value – new transmission is hard to permit. 40+ year life with stable regulated returns. Critical infrastructure status. 1.15x is conservative vs recent deals at 1.25x+.</w:t>
+        <w:t>INVESTMENT THESIS (3 Key Points)</w:t>
       </w:r>
     </w:p>
     <w:p>
       <w:r>
         <w:rPr>
-          <w:b/>
+          <w:sz w:val="20"/>
         </w:rPr>
-        <w:t>Q: Walk me through construction financing.</w:t>
+        <w:t>─────────────────────────────────────────────────────────────────</w:t>
+      </w:r>
+    </w:p>
+    <w:p/>
+    <w:p>
+      <w:r>
+        <w:t>1. ________________________________________________________________</w:t>
       </w:r>
     </w:p>
     <w:p>
       <w:r>
-        <w:t>A: Y0-Y1: Equity funds development ($35mm). Y2: Construction loan (85% × $550mm = $467.5mm) + equity funds construction. Y3 (COD): Refi into term debt (60% × RAB) + equity to repay construction loan.</w:t>
+        <w:t xml:space="preserve">   Supporting data: ________________________________________________</w:t>
+      </w:r>
+    </w:p>
+    <w:p/>
+    <w:p>
+      <w:r>
+        <w:t>2. ________________________________________________________________</w:t>
+      </w:r>
+    </w:p>
+    <w:p>
+      <w:r>
+        <w:t xml:space="preserve">   Supporting data: ________________________________________________</w:t>
+      </w:r>
+    </w:p>
+    <w:p/>
+    <w:p>
+      <w:r>
+        <w:t>3. ________________________________________________________________</w:t>
+      </w:r>
+    </w:p>
+    <w:p>
+      <w:r>
+        <w:t xml:space="preserve">   Supporting data: ________________________________________________</w:t>
+      </w:r>
+    </w:p>
+    <w:p/>
+    <w:p>
+      <w:r>
+        <w:rPr>
+          <w:sz w:val="20"/>
+        </w:rPr>
+        <w:t>─────────────────────────────────────────────────────────────────</w:t>
+      </w:r>
+    </w:p>
+    <w:p>
+      <w:r>
+        <w:t>KEY RISKS &amp; MITIGANTS</w:t>
       </w:r>
     </w:p>
     <w:p>
       <w:r>
         <w:rPr>
-          <w:b/>
+          <w:sz w:val="20"/>
         </w:rPr>
-        <w:t>Q: What if construction is delayed?</w:t>
+        <w:t>─────────────────────────────────────────────────────────────────</w:t>
+      </w:r>
+    </w:p>
+    <w:p/>
+    <w:p>
+      <w:r>
+        <w:t>Risk 1: ____________________________________________________________</w:t>
       </w:r>
     </w:p>
     <w:p>
       <w:r>
-        <w:t>A: Higher capitalized interest, later revenue start. 6-month delay = ~80bps IRR reduction. Mitigated by fixed-price EPC with liquidated damages.</w:t>
+        <w:t xml:space="preserve">  Probability: [ ] High [ ] Med [ ] Low  |  Impact: [ ] High [ ] Med [ ] Low</w:t>
+      </w:r>
+    </w:p>
+    <w:p>
+      <w:r>
+        <w:t xml:space="preserve">  Mitigant: ________________________________________________________</w:t>
+      </w:r>
+    </w:p>
+    <w:p/>
+    <w:p>
+      <w:r>
+        <w:t>Risk 2: ____________________________________________________________</w:t>
+      </w:r>
+    </w:p>
+    <w:p>
+      <w:r>
+        <w:t xml:space="preserve">  Probability: [ ] High [ ] Med [ ] Low  |  Impact: [ ] High [ ] Med [ ] Low</w:t>
+      </w:r>
+    </w:p>
+    <w:p>
+      <w:r>
+        <w:t xml:space="preserve">  Mitigant: ________________________________________________________</w:t>
+      </w:r>
+    </w:p>
+    <w:p/>
+    <w:p>
+      <w:r>
+        <w:t>Risk 3: ____________________________________________________________</w:t>
+      </w:r>
+    </w:p>
+    <w:p>
+      <w:r>
+        <w:t xml:space="preserve">  Probability: [ ] High [ ] Med [ ] Low  |  Impact: [ ] High [ ] Med [ ] Low</w:t>
+      </w:r>
+    </w:p>
+    <w:p>
+      <w:r>
+        <w:t xml:space="preserve">  Mitigant: ________________________________________________________</w:t>
+      </w:r>
+    </w:p>
+    <w:p/>
+    <w:p>
+      <w:r>
+        <w:rPr>
+          <w:sz w:val="20"/>
+        </w:rPr>
+        <w:t>─────────────────────────────────────────────────────────────────</w:t>
+      </w:r>
+    </w:p>
+    <w:p>
+      <w:r>
+        <w:t>SENSITIVITY ANALYSIS</w:t>
       </w:r>
     </w:p>
     <w:p>
       <w:r>
         <w:rPr>
-          <w:b/>
+          <w:sz w:val="20"/>
         </w:rPr>
-        <w:t>Q: What's the regulatory risk?</w:t>
+        <w:t>─────────────────────────────────────────────────────────────────</w:t>
+      </w:r>
+    </w:p>
+    <w:p/>
+    <w:p>
+      <w:r>
+        <w:t>Base Case IRR: ____%</w:t>
+      </w:r>
+    </w:p>
+    <w:p/>
+    <w:p>
+      <w:r>
+        <w:t>Key Sensitivities:</w:t>
       </w:r>
     </w:p>
     <w:p>
       <w:r>
-        <w:t>A: FERC could reduce allowed ROE. Historically stable at 10-11%. Even at 9%, returns still exceed cost of capital due to 60% leverage.</w:t>
+        <w:t xml:space="preserve">  • Entry EV +5%:           IRR → ____%</w:t>
       </w:r>
     </w:p>
+    <w:p>
+      <w:r>
+        <w:t xml:space="preserve">  • Exit Multiple -0.5x:    IRR → ____%</w:t>
+      </w:r>
+    </w:p>
+    <w:p>
+      <w:r>
+        <w:t xml:space="preserve">  • Rate base ROE -10%:      IRR → ____%</w:t>
+      </w:r>
+    </w:p>
+    <w:p/>
+    <w:p>
+      <w:r>
+        <w:t>Downside Case IRR: ____% (assumptions: ___________________________)</w:t>
+      </w:r>
+    </w:p>
+    <w:p>
+      <w:r>
+        <w:t>Break-even Rate base ROE: _______________</w:t>
+      </w:r>
+    </w:p>
+    <w:p/>
+    <w:p>
+      <w:r>
+        <w:rPr>
+          <w:sz w:val="20"/>
+        </w:rPr>
+        <w:t>─────────────────────────────────────────────────────────────────</w:t>
+      </w:r>
+    </w:p>
+    <w:p>
+      <w:r>
+        <w:t>DEAL STRUCTURE</w:t>
+      </w:r>
+    </w:p>
+    <w:p>
+      <w:r>
+        <w:rPr>
+          <w:sz w:val="20"/>
+        </w:rPr>
+        <w:t>─────────────────────────────────────────────────────────────────</w:t>
+      </w:r>
+    </w:p>
+    <w:p/>
+    <w:p>
+      <w:r>
+        <w:t>SOURCES                          USES</w:t>
+      </w:r>
+    </w:p>
+    <w:p>
+      <w:r>
+        <w:t xml:space="preserve">  Debt:      $______mm (___%)      Purchase Price:  $______mm</w:t>
+      </w:r>
+    </w:p>
+    <w:p>
+      <w:r>
+        <w:t xml:space="preserve">  Equity:    $______mm (___%)      Transaction Fees: $______mm</w:t>
+      </w:r>
+    </w:p>
+    <w:p>
+      <w:r>
+        <w:t xml:space="preserve">                                   DSRA Funding:     $______mm</w:t>
+      </w:r>
+    </w:p>
+    <w:p>
+      <w:r>
+        <w:rPr>
+          <w:sz w:val="20"/>
+        </w:rPr>
+        <w:t xml:space="preserve">  ─────────────────────            ─────────────────────</w:t>
+      </w:r>
+    </w:p>
+    <w:p>
+      <w:r>
+        <w:t xml:space="preserve">  Total:     $______mm             Total:           $______mm</w:t>
+      </w:r>
+    </w:p>
+    <w:p/>
+    <w:p>
+      <w:r>
+        <w:t>Debt Terms:</w:t>
+      </w:r>
+    </w:p>
+    <w:p>
+      <w:r>
+        <w:t xml:space="preserve">  • Rate: ____% | Tenor: ____ years | Amortization: [ ] Straight [ ] Sweep [ ] Sculpt</w:t>
+      </w:r>
+    </w:p>
+    <w:p>
+      <w:r>
+        <w:t xml:space="preserve">  • DSCR Covenant: ____x | DSRA: ____ months</w:t>
+      </w:r>
+    </w:p>
+    <w:p/>
+    <w:p>
+      <w:r>
+        <w:rPr>
+          <w:sz w:val="20"/>
+        </w:rPr>
+        <w:t>─────────────────────────────────────────────────────────────────</w:t>
+      </w:r>
+    </w:p>
+    <w:p>
+      <w:r>
+        <w:t>DUE DILIGENCE PRIORITIES</w:t>
+      </w:r>
+    </w:p>
+    <w:p>
+      <w:r>
+        <w:rPr>
+          <w:sz w:val="20"/>
+        </w:rPr>
+        <w:t>─────────────────────────────────────────────────────────────────</w:t>
+      </w:r>
+    </w:p>
+    <w:p/>
+    <w:p>
+      <w:r>
+        <w:t>[ ] Technical: ______________________________________________________</w:t>
+      </w:r>
+    </w:p>
+    <w:p>
+      <w:r>
+        <w:t>[ ] Commercial: _____________________________________________________</w:t>
+      </w:r>
+    </w:p>
+    <w:p>
+      <w:r>
+        <w:t>[ ] Legal/Regulatory: _______________________________________________</w:t>
+      </w:r>
+    </w:p>
+    <w:p>
+      <w:r>
+        <w:t>[ ] Environmental: __________________________________________________</w:t>
+      </w:r>
+    </w:p>
+    <w:p/>
+    <w:p>
+      <w:r>
+        <w:rPr>
+          <w:sz w:val="20"/>
+        </w:rPr>
+        <w:t>─────────────────────────────────────────────────────────────────</w:t>
+      </w:r>
+    </w:p>
+    <w:p>
+      <w:r>
+        <w:t>RECOMMENDATION</w:t>
+      </w:r>
+    </w:p>
+    <w:p>
+      <w:r>
+        <w:rPr>
+          <w:sz w:val="20"/>
+        </w:rPr>
+        <w:t>─────────────────────────────────────────────────────────────────</w:t>
+      </w:r>
+    </w:p>
+    <w:p/>
+    <w:p>
+      <w:r>
+        <w:t>________________________________________________________________</w:t>
+      </w:r>
+    </w:p>
+    <w:p>
+      <w:r>
+        <w:t>________________________________________________________________</w:t>
+      </w:r>
+    </w:p>
+    <w:p>
+      <w:r>
+        <w:t>________________________________________________________________</w:t>
+      </w:r>
+    </w:p>
+    <w:p/>
+    <w:p>
+      <w:r>
+        <w:rPr>
+          <w:sz w:val="20"/>
+        </w:rPr>
+        <w:t>═══════════════════════════════════════════════════════════════════</w:t>
+      </w:r>
+    </w:p>
+    <w:p/>
+    <w:p>
+      <w:r>
+        <w:rPr>
+          <w:sz w:val="20"/>
+        </w:rPr>
+        <w:t>─────────────────────────────────────────────────────────────────</w:t>
+      </w:r>
+    </w:p>
+    <w:p>
+      <w:r>
+        <w:t>TRANSMISSION-SPECIFIC CONSIDERATIONS</w:t>
+      </w:r>
+    </w:p>
+    <w:p>
+      <w:r>
+        <w:rPr>
+          <w:sz w:val="20"/>
+        </w:rPr>
+        <w:t>─────────────────────────────────────────────────────────────────</w:t>
+      </w:r>
+    </w:p>
+    <w:p/>
+    <w:p>
+      <w:r>
+        <w:t>[ ] Rate base: $____mm</w:t>
+      </w:r>
+    </w:p>
+    <w:p>
+      <w:r>
+        <w:t>[ ] Allowed ROE: ____% (FERC approved: [ ] Y [ ] N)</w:t>
+      </w:r>
+    </w:p>
+    <w:p>
+      <w:r>
+        <w:t>[ ] Remaining asset life: ____ years</w:t>
+      </w:r>
+    </w:p>
+    <w:p>
+      <w:r>
+        <w:t>[ ] Rate case timing: Next filing ____</w:t>
+      </w:r>
+    </w:p>
+    <w:p>
+      <w:r>
+        <w:t>[ ] Congestion revenue rights: [ ] Y [ ] N</w:t>
+      </w:r>
+    </w:p>
+    <w:p>
+      <w:r>
+        <w:t>[ ] Permitting status: [ ] Complete [ ] Pending: ________________</w:t>
+      </w:r>
+    </w:p>
+    <w:p/>
+    <w:p/>
     <w:sectPr>
       <w:pgSz w:w="12240" w:h="15840"/>
       <w:pgMar w:top="1440" w:right="1800" w:bottom="1440" w:left="1800" w:header="720" w:footer="720" w:gutter="0"/>
